--- a/template.docx
+++ b/template.docx
@@ -119,7 +119,7 @@
       </w:r>
     </w:p>
     <w:sectPr>
-      <w:pgMar w:left="568" w:right="568" w:top="228" w:bottom="228"/>
+      <w:pgMar w:left="568" w:right="568" w:top="300" w:bottom="156"/>
     </w:sectPr>
   </w:body>
 </w:document>
